--- a/Documentation/ANGEL-SWARM-DHA-alignment.docx
+++ b/Documentation/ANGEL-SWARM-DHA-alignment.docx
@@ -78,7 +78,7 @@
           <w:sz w:val="21"/>
           <w:szCs w:val="21"/>
         </w:rPr>
-        <w:t xml:space="preserve">Version 6.5 · 5 September 2026</w:t>
+        <w:t xml:space="preserve">Version 1.1 · 9 September 2026</w:t>
       </w:r>
     </w:p>
     <w:p>
@@ -161,7 +161,7 @@
           <w:sz w:val="21"/>
           <w:szCs w:val="21"/>
         </w:rPr>
-        <w:t xml:space="preserve">ANGEL SWARM is one instance of that translation, built end to end and running. It reads a physiological signal that already reaches the force, turns it into a number a scheduler can use — how many minutes this wounded soldier has before their body stops compensating — and then decides which autonomous resupply aircraft flies to which casualty, in what order, carrying what. </w:t>
+        <w:t xml:space="preserve">ANGEL SWARM is one instance of that translation, built end to end and running. It reads a physiological signal, turns it into a number a scheduler can use — how many minutes this wounded soldier has before their body stops compensating — and then decides which autonomous resupply aircraft flies to which casualty, in what order, carrying what. </w:t>
       </w:r>
       <w:r>
         <w:rPr>
@@ -179,7 +179,7 @@
           <w:sz w:val="21"/>
           <w:szCs w:val="21"/>
         </w:rPr>
-        <w:t xml:space="preserve"> In the reference run of the shipped prototype (joint operations area CORAL, PACOM, seed 42, 125 casualties, 180 minutes) it ended the engagement with 23 dead of medically survivable wounds against 34 for the current triage and proximity baseline on the same casualty stream, the same aircraft and the same blood. Eleven fewer dead. The target is zero.</w:t>
+        <w:t xml:space="preserve"> In the reference run of the shipped prototype (joint operations area CORAL, PACOM, seed 42, 125 casualties, 180 minutes) it ended the engagement with 23 dead of medically survivable wounds against 34 for CURRENT — TRIAGE &amp; PROXIMITY on the same casualty stream, the same aircraft and the same blood. Eleven fewer dead. The target is zero.</w:t>
       </w:r>
     </w:p>
     <w:p>
@@ -2809,7 +2809,7 @@
           <w:sz w:val="21"/>
           <w:szCs w:val="21"/>
         </w:rPr>
-        <w:t xml:space="preserve"> Wearable physiological monitoring already reaches the commander's common operating picture. Nothing acts on it. ANGEL SWARM is the layer that acts on it.</w:t>
+        <w:t xml:space="preserve"> Wearable physiological monitoring can produce a signal useful to a commander's common operating picture. ANGEL SWARM demonstrates the layer that could act on that signal; it does not establish a connection to a fielded wearable.</w:t>
       </w:r>
     </w:p>
     <w:p>
@@ -3202,57 +3202,57 @@
           <w:sz w:val="21"/>
           <w:szCs w:val="21"/>
         </w:rPr>
-        <w:t xml:space="preserve">The prototype makes the warfighting-function claim testable rather than rhetorical. It starts NOT DEPLOYED, on purpose, because a capability like this gets deployed into a fight already in progress. Both arms run current triage and proximity — what is done today, implemented fairly with the same fleet, stock, casualty stream and multi-stop routing — until a human presses Deploy and hands tasking authority to the system. From that moment the two arms separate, and the separation is the whole argument. If the operator never deploys, the death toll is identical in both arms; that is correct behaviour, not a defect.</w:t>
-      </w:r>
-    </w:p>
-    <w:p>
-      <w:pPr>
-        <w:spacing w:after="140" w:before="60"/>
-        <w:jc w:val="left"/>
-      </w:pPr>
-      <w:r>
-        <w:rPr>
-          <w:color w:val="1A1A1A"/>
-          <w:sz w:val="21"/>
-          <w:szCs w:val="21"/>
-        </w:rPr>
-        <w:t xml:space="preserve">Enabling readiness rather than supporting it shows up in what the tool produces as a by-product. It now carries </w:t>
-      </w:r>
-      <w:r>
-        <w:rPr>
-          <w:b/>
-          <w:bCs/>
-          <w:color w:val="1A1A1A"/>
-          <w:sz w:val="21"/>
-          <w:szCs w:val="21"/>
-        </w:rPr>
-        <w:t xml:space="preserve">five levers on a War Game screen</w:t>
-      </w:r>
-      <w:r>
-        <w:rPr>
-          <w:color w:val="1A1A1A"/>
-          <w:sz w:val="21"/>
-          <w:szCs w:val="21"/>
-        </w:rPr>
-        <w:t xml:space="preserve"> — fleet size, launch points, datalink outage, triage error and responder qualification — each swept as a paired Monte Carlo against the shipped engine, and </w:t>
-      </w:r>
-      <w:r>
-        <w:rPr>
-          <w:b/>
-          <w:bCs/>
-          <w:color w:val="1A1A1A"/>
-          <w:sz w:val="21"/>
-          <w:szCs w:val="21"/>
-        </w:rPr>
-        <w:t xml:space="preserve">each applied to the shared world so that it moves the force for both arms</w:t>
-      </w:r>
-      <w:r>
-        <w:rPr>
-          <w:color w:val="1A1A1A"/>
-          <w:sz w:val="21"/>
-          <w:szCs w:val="21"/>
-        </w:rPr>
-        <w:t xml:space="preserve">. There is no no-drones arm on that screen and nothing there measures whether unmanned lift works; what it measures is how much of the result is the tasking decision and how much of it survives a worse world.</w:t>
+        <w:t xml:space="preserve">The prototype makes the warfighting-function claim testable rather than rhetorical. It starts NOT DEPLOYED, on purpose, because a capability like this gets deployed into a fight already in progress. Both arms run CURRENT — TRIAGE &amp; PROXIMITY — what is done today, implemented fairly with the same fleet, stock, casualty stream and multi-stop routing — until a human presses Deploy and hands tasking authority to the system. From that moment the two arms separate, and the separation is the whole argument. If the operator never deploys, the death toll is identical in both arms; that is correct behaviour, not a defect.</w:t>
+      </w:r>
+    </w:p>
+    <w:p>
+      <w:pPr>
+        <w:spacing w:after="140" w:before="60"/>
+        <w:jc w:val="left"/>
+      </w:pPr>
+      <w:r>
+        <w:rPr>
+          <w:color w:val="1A1A1A"/>
+          <w:sz w:val="21"/>
+          <w:szCs w:val="21"/>
+        </w:rPr>
+        <w:t xml:space="preserve">Enabling readiness rather than supporting it shows up in what the tool produces as a by-product. War Game opens on the selected operation/scenario and its force assumptions. It sweeps </w:t>
+      </w:r>
+      <w:r>
+        <w:rPr>
+          <w:b/>
+          <w:bCs/>
+          <w:color w:val="1A1A1A"/>
+          <w:sz w:val="21"/>
+          <w:szCs w:val="21"/>
+        </w:rPr>
+        <w:t xml:space="preserve">five levers — fleet size, launch points, datalink outage, triage error and responder qualification/mix</w:t>
+      </w:r>
+      <w:r>
+        <w:rPr>
+          <w:color w:val="1A1A1A"/>
+          <w:sz w:val="21"/>
+          <w:szCs w:val="21"/>
+        </w:rPr>
+        <w:t xml:space="preserve"> — against the shipped engine at 20, 30 or 40 paired battles per setting, using deterministic seeds from 1000. The operator chooses nominal published timing or the shipped observed-flight variability profile. Each setting is applied to the same altered world under common random numbers for both arms. Triage error affects only </w:t>
+      </w:r>
+      <w:r>
+        <w:rPr>
+          <w:b/>
+          <w:bCs/>
+          <w:color w:val="1A1A1A"/>
+          <w:sz w:val="21"/>
+          <w:szCs w:val="21"/>
+        </w:rPr>
+        <w:t xml:space="preserve">CURRENT — TRIAGE &amp; PROXIMITY</w:t>
+      </w:r>
+      <w:r>
+        <w:rPr>
+          <w:color w:val="1A1A1A"/>
+          <w:sz w:val="21"/>
+          <w:szCs w:val="21"/>
+        </w:rPr>
+        <w:t xml:space="preserve">, because ANGEL SWARM does not consume triage category. There is no no-drones arm on that screen and nothing there measures whether unmanned lift works.</w:t>
       </w:r>
     </w:p>
     <w:p>
@@ -3318,15 +3318,15 @@
           <w:sz w:val="21"/>
           <w:szCs w:val="21"/>
         </w:rPr>
-        <w:t xml:space="preserve">responder qualification</w:t>
-      </w:r>
-      <w:r>
-        <w:rPr>
-          <w:color w:val="1A1A1A"/>
-          <w:sz w:val="21"/>
-          <w:szCs w:val="21"/>
-        </w:rPr>
-        <w:t xml:space="preserve">, and it is the one a programme office is least likely to have costed. Taking the proportion on scene who can give blood from one in ten to five in ten improves both arms monotonically </w:t>
+        <w:t xml:space="preserve">responder qualification/mix</w:t>
+      </w:r>
+      <w:r>
+        <w:rPr>
+          <w:color w:val="1A1A1A"/>
+          <w:sz w:val="21"/>
+          <w:szCs w:val="21"/>
+        </w:rPr>
+        <w:t xml:space="preserve">, and it is the one a programme office is least likely to have costed. Taking the proportion of qualified receivers on scene who can give blood from one in ten to five in ten improves both arms monotonically </w:t>
       </w:r>
       <w:r>
         <w:rPr>
@@ -3362,7 +3362,21 @@
           <w:sz w:val="21"/>
           <w:szCs w:val="21"/>
         </w:rPr>
-        <w:t xml:space="preserve"> That is a force-design finding, generated because the tool can run the counterfactual at all, and it points procurement at basing and at training rather than at buying more airframes.</w:t>
+        <w:t xml:space="preserve"> This is receiver capability on scene, not rank or MOS.</w:t>
+      </w:r>
+    </w:p>
+    <w:p>
+      <w:pPr>
+        <w:spacing w:after="140" w:before="60"/>
+        <w:jc w:val="left"/>
+      </w:pPr>
+      <w:r>
+        <w:rPr>
+          <w:color w:val="1A1A1A"/>
+          <w:sz w:val="21"/>
+          <w:szCs w:val="21"/>
+        </w:rPr>
+        <w:t xml:space="preserve">War Game makes the evidence boundary operational. It declares that ANGEL SWARM has telementoring and ANGEL-only in-flight abort/hold logic while CURRENT — TRIAGE &amp; PROXIMITY does not. A completed sweep binds scenario, lever settings, seed range, variability and control mode to the paired gap, 95% confidence interval and better/tied/worse record. Cancellation and worker load, timeout, protocol or runtime failure terminate the pool and retain no partial findings. Scenario or variability changes invalidate old results and regenerate their labels. Reproduce a result by restoring its displayed scenario and variability, selecting its lever and 20/30/40 count, and rerunning the displayed seed range from 1000.</w:t>
       </w:r>
     </w:p>
     <w:p>
@@ -5903,25 +5917,208 @@
           <w:sz w:val="21"/>
           <w:szCs w:val="21"/>
         </w:rPr>
-        <w:t xml:space="preserve">For the medic and the corpsman specifically, the architecture matters more than the interface. CRI-Net inference runs on the soldier's own end-user device, so </w:t>
-      </w:r>
-      <w:r>
-        <w:rPr>
-          <w:b/>
-          <w:bCs/>
-          <w:color w:val="1A1A1A"/>
-          <w:sz w:val="21"/>
-          <w:szCs w:val="21"/>
-        </w:rPr>
-        <w:t xml:space="preserve">the medic on scene keeps a live number even with no link</w:t>
-      </w:r>
-      <w:r>
-        <w:rPr>
-          <w:color w:val="1A1A1A"/>
-          <w:sz w:val="21"/>
-          <w:szCs w:val="21"/>
-        </w:rPr>
-        <w:t xml:space="preserve">. The tasking system receives a burst on zone change or on a fixed cadence. When the link is down, readings buffer on the soldier's device and the casualty's record says how many are held. Telemetry age is displayed per unit, so outside the relay footprint the commander's picture ages visibly rather than silently.</w:t>
+        <w:t xml:space="preserve">For the medic and the corpsman specifically, the architecture matters more than the interface. In the prototype architecture, CRI-Net inference runs at the simulated edge, so </w:t>
+      </w:r>
+      <w:r>
+        <w:rPr>
+          <w:b/>
+          <w:bCs/>
+          <w:color w:val="1A1A1A"/>
+          <w:sz w:val="21"/>
+          <w:szCs w:val="21"/>
+        </w:rPr>
+        <w:t xml:space="preserve">the medic-side view keeps a live number even with no link</w:t>
+      </w:r>
+      <w:r>
+        <w:rPr>
+          <w:color w:val="1A1A1A"/>
+          <w:sz w:val="21"/>
+          <w:szCs w:val="21"/>
+        </w:rPr>
+        <w:t xml:space="preserve">. The tasking system receives a burst on zone change or on a fixed cadence. When the link is down, readings buffer at that simulated endpoint and the casualty's record says how many are held. Telemetry age is displayed per unit, so outside the relay footprint the commander's picture ages visibly rather than silently.</w:t>
+      </w:r>
+    </w:p>
+    <w:p>
+      <w:pPr>
+        <w:spacing w:after="140" w:before="60"/>
+        <w:jc w:val="left"/>
+      </w:pPr>
+      <w:r>
+        <w:rPr>
+          <w:color w:val="1A1A1A"/>
+          <w:sz w:val="21"/>
+          <w:szCs w:val="21"/>
+        </w:rPr>
+        <w:t xml:space="preserve">The device names mark three different roles, not an integration claim: </w:t>
+      </w:r>
+      <w:r>
+        <w:rPr>
+          <w:b/>
+          <w:bCs/>
+          <w:color w:val="1A1A1A"/>
+          <w:sz w:val="21"/>
+          <w:szCs w:val="21"/>
+        </w:rPr>
+        <w:t xml:space="preserve">Sempulse Halo (example)</w:t>
+      </w:r>
+      <w:r>
+        <w:rPr>
+          <w:color w:val="1A1A1A"/>
+          <w:sz w:val="21"/>
+          <w:szCs w:val="21"/>
+        </w:rPr>
+        <w:t xml:space="preserve"> is a wearable source; </w:t>
+      </w:r>
+      <w:r>
+        <w:rPr>
+          <w:b/>
+          <w:bCs/>
+          <w:color w:val="1A1A1A"/>
+          <w:sz w:val="21"/>
+          <w:szCs w:val="21"/>
+        </w:rPr>
+        <w:t xml:space="preserve">CipherOx CRI M1 (reference)</w:t>
+      </w:r>
+      <w:r>
+        <w:rPr>
+          <w:color w:val="1A1A1A"/>
+          <w:sz w:val="21"/>
+          <w:szCs w:val="21"/>
+        </w:rPr>
+        <w:t xml:space="preserve"> anchors the compensatory-reserve concept; </w:t>
+      </w:r>
+      <w:r>
+        <w:rPr>
+          <w:b/>
+          <w:bCs/>
+          <w:color w:val="1A1A1A"/>
+          <w:sz w:val="21"/>
+          <w:szCs w:val="21"/>
+        </w:rPr>
+        <w:t xml:space="preserve">BATDOK-J</w:t>
+      </w:r>
+      <w:r>
+        <w:rPr>
+          <w:color w:val="1A1A1A"/>
+          <w:sz w:val="21"/>
+          <w:szCs w:val="21"/>
+        </w:rPr>
+        <w:t xml:space="preserve"> is the plausible producer/interface. ANGEL SWARM's optional CoT listener is receive-only, off unless started with </w:t>
+      </w:r>
+      <w:r>
+        <w:rPr>
+          <w:rFonts w:ascii="Consolas" w:cs="Consolas" w:eastAsia="Consolas" w:hAnsi="Consolas"/>
+          <w:color w:val="1A1A1A"/>
+          <w:sz w:val="19"/>
+          <w:szCs w:val="19"/>
+        </w:rPr>
+        <w:t xml:space="preserve">-cot</w:t>
+      </w:r>
+      <w:r>
+        <w:rPr>
+          <w:color w:val="1A1A1A"/>
+          <w:sz w:val="21"/>
+          <w:szCs w:val="21"/>
+        </w:rPr>
+        <w:t xml:space="preserve">, and consumes a prototype medical detail extension rather than a ratified profile. </w:t>
+      </w:r>
+      <w:r>
+        <w:rPr>
+          <w:b/>
+          <w:bCs/>
+          <w:color w:val="1A1A1A"/>
+          <w:sz w:val="21"/>
+          <w:szCs w:val="21"/>
+        </w:rPr>
+        <w:t xml:space="preserve">ANGEL SWARM has not tested an integration with any real Sempulse Halo, CipherOx CRI M1, or BATDOK-J.</w:t>
+      </w:r>
+      <w:r>
+        <w:rPr>
+          <w:color w:val="1A1A1A"/>
+          <w:sz w:val="21"/>
+          <w:szCs w:val="21"/>
+        </w:rPr>
+        <w:t xml:space="preserve"> It claims no compatibility or completed integration with any of them.</w:t>
+      </w:r>
+    </w:p>
+    <w:p>
+      <w:pPr>
+        <w:spacing w:after="140" w:before="60"/>
+        <w:jc w:val="left"/>
+      </w:pPr>
+      <w:r>
+        <w:rPr>
+          <w:color w:val="1A1A1A"/>
+          <w:sz w:val="21"/>
+          <w:szCs w:val="21"/>
+        </w:rPr>
+        <w:t xml:space="preserve">Resupply Tracking is a standalone synthetic capability demonstration, not a view over tasking, casualty, scenario, telemetry or engine state. Its immutable tracker-only commitments and deterministic clock support seek, play/pause, a tracker-owned normal/8× speed toggle (</w:t>
+      </w:r>
+      <w:r>
+        <w:rPr>
+          <w:rFonts w:ascii="Consolas" w:cs="Consolas" w:eastAsia="Consolas" w:hAnsi="Consolas"/>
+          <w:color w:val="1A1A1A"/>
+          <w:sz w:val="19"/>
+          <w:szCs w:val="19"/>
+        </w:rPr>
+        <w:t xml:space="preserve">SPEED ×8</w:t>
+      </w:r>
+      <w:r>
+        <w:rPr>
+          <w:color w:val="1A1A1A"/>
+          <w:sz w:val="21"/>
+          <w:szCs w:val="21"/>
+        </w:rPr>
+        <w:t xml:space="preserve"> / </w:t>
+      </w:r>
+      <w:r>
+        <w:rPr>
+          <w:rFonts w:ascii="Consolas" w:cs="Consolas" w:eastAsia="Consolas" w:hAnsi="Consolas"/>
+          <w:color w:val="1A1A1A"/>
+          <w:sz w:val="19"/>
+          <w:szCs w:val="19"/>
+        </w:rPr>
+        <w:t xml:space="preserve">SPEED ×1</w:t>
+      </w:r>
+      <w:r>
+        <w:rPr>
+          <w:color w:val="1A1A1A"/>
+          <w:sz w:val="21"/>
+          <w:szCs w:val="21"/>
+        </w:rPr>
+        <w:t xml:space="preserve">), reroute and exceptional-state controls. The speed toggle affects only the tracker clock; it never changes host playback or engine state. All displayed names, times, routes and payloads are synthetic fixtures and cannot be treated as operational output.</w:t>
+      </w:r>
+    </w:p>
+    <w:p>
+      <w:pPr>
+        <w:spacing w:after="140" w:before="60"/>
+        <w:jc w:val="left"/>
+      </w:pPr>
+      <w:r>
+        <w:rPr>
+          <w:color w:val="1A1A1A"/>
+          <w:sz w:val="21"/>
+          <w:szCs w:val="21"/>
+        </w:rPr>
+        <w:t xml:space="preserve">The prominent ATAK action on that destination is a boundary statement, not an integration claim. It opens a description of a future tactical-data path and transmits nothing. </w:t>
+      </w:r>
+      <w:r>
+        <w:rPr>
+          <w:b/>
+          <w:bCs/>
+          <w:color w:val="1A1A1A"/>
+          <w:sz w:val="21"/>
+          <w:szCs w:val="21"/>
+        </w:rPr>
+        <w:t xml:space="preserve">No BATDOK-J, ATAK or TAK integration exists in this release; CoT is ingested, not emitted.</w:t>
+      </w:r>
+      <w:r>
+        <w:rPr>
+          <w:color w:val="1A1A1A"/>
+          <w:sz w:val="21"/>
+          <w:szCs w:val="21"/>
+        </w:rPr>
+        <w:t xml:space="preserve"> BATDOK-J remains the record of care, unmodified. A future delivery-status event belongs on the tactical map layer beside that record, and would require a new trust boundary, authenticated transport, stale-event handling and an EMSEC decision because a casualty grid with an aircraft inbound is targeting data.</w:t>
       </w:r>
     </w:p>
     <w:p>
@@ -6344,7 +6541,25 @@
           <w:sz w:val="21"/>
           <w:szCs w:val="21"/>
         </w:rPr>
-        <w:t xml:space="preserve">The network mirrors the operating principle of CipherOx CRM, FDA 510(k) K173929. It is not that device and makes no claim to be. It is trained on synthetic waveforms, and the next step is not a bigger network — it is the same architecture and the same calibrated trust gate trained and validated on real waveform data from instrumented human subjects, with the refusal thresholds re-measured on that data. The training and calibration code ships so that this is a re-run rather than a rewrite.</w:t>
+        <w:t xml:space="preserve">The network uses </w:t>
+      </w:r>
+      <w:r>
+        <w:rPr>
+          <w:b/>
+          <w:bCs/>
+          <w:color w:val="1A1A1A"/>
+          <w:sz w:val="21"/>
+          <w:szCs w:val="21"/>
+        </w:rPr>
+        <w:t xml:space="preserve">CipherOx CRI M1 as the reference</w:t>
+      </w:r>
+      <w:r>
+        <w:rPr>
+          <w:color w:val="1A1A1A"/>
+          <w:sz w:val="21"/>
+          <w:szCs w:val="21"/>
+        </w:rPr>
+        <w:t xml:space="preserve"> for the compensatory-reserve concept. It is not that device and makes no claim to reproduce or interoperate with it. It is trained on synthetic waveforms, and the next step is not a bigger network — it is the same architecture and the same calibrated trust gate trained and validated on real waveform data from instrumented human subjects, with the refusal thresholds re-measured on that data. The training and calibration code ships so that this is a re-run rather than a rewrite.</w:t>
       </w:r>
     </w:p>
     <w:p>
@@ -7239,14 +7454,12 @@
         </w:rPr>
         <w:t xml:space="preserve">And the engine asserts its own reference result rather than having it asserted in a slide.</w:t>
       </w:r>
-      <w:r>
-        <w:rPr>
-          <w:color w:val="1A1A1A"/>
-          <w:sz w:val="21"/>
-          <w:szCs w:val="21"/>
-        </w:rPr>
-        <w:t xml:space="preserve"> </w:t>
-      </w:r>
+    </w:p>
+    <w:p>
+      <w:pPr>
+        <w:spacing w:after="140" w:before="60"/>
+        <w:jc w:val="left"/>
+      </w:pPr>
       <w:r>
         <w:rPr>
           <w:rFonts w:ascii="Consolas" w:cs="Consolas" w:eastAsia="Consolas" w:hAnsi="Consolas"/>
@@ -7262,17 +7475,7 @@
           <w:sz w:val="21"/>
           <w:szCs w:val="21"/>
         </w:rPr>
-        <w:t xml:space="preserve"> ships in the package and runs 118 assertions against the shipped engine, in the browser, offline, nothing mocked — determinism and common random numbers, the reference result, the conservation invariants, the deadline arithmetic, the SHA-256 audit chain and its tamper-evidence, and all seven theatres. </w:t>
-      </w:r>
-      <w:r>
-        <w:rPr>
-          <w:b/>
-          <w:bCs/>
-          <w:color w:val="1A1A1A"/>
-          <w:sz w:val="21"/>
-          <w:szCs w:val="21"/>
-        </w:rPr>
-        <w:t xml:space="preserve">118 pass, in 861 ms.</w:t>
+        <w:t xml:space="preserve"> checks the shipped engine and host UI in the browser, offline, with nothing mocked. Coverage includes determinism, common random numbers, scenarios, the War Game worker path and standalone RESUPPLY TRACK behavior. Its live summary, not a hardcoded count in this paper, is authoritative.</w:t>
       </w:r>
     </w:p>
     <w:p>
@@ -7801,7 +8004,7 @@
           <w:sz w:val="21"/>
           <w:szCs w:val="21"/>
         </w:rPr>
-        <w:t xml:space="preserve"> as high-impact AI and then excludes DoD from its scope; and the FDA already regulates time-critical decision software of this class as a device. The looser claim — that 3000.09 simply has no medical equivalent — is refutable on stage, because the DoD AI Ethical Principles of 24 Feb 2020 state expressly that they apply to combat </w:t>
+        <w:t xml:space="preserve"> as high-impact AI and then excludes DoD from its scope. The looser claim — that 3000.09 simply has no medical equivalent — is refutable on stage, because the DoD AI Ethical Principles of 24 Feb 2020 state expressly that they apply to combat </w:t>
       </w:r>
       <w:r>
         <w:rPr>
@@ -9183,7 +9386,61 @@
           <w:sz w:val="21"/>
           <w:szCs w:val="21"/>
         </w:rPr>
-        <w:t xml:space="preserve">Project Crimson demonstrated refrigerated FVR-90 whole-blood delivery to field medics at Project Convergence 2022, with BATDOK carrying patient data at the medic edge. That is prior art this work builds on, and it is four years old.</w:t>
+        <w:t xml:space="preserve">Project Crimson demonstrated refrigerated FVR-90 whole-blood delivery to field medics at Project Convergence 2022. That is adjacent prior art, not an ANGEL SWARM integration. For this architecture </w:t>
+      </w:r>
+      <w:r>
+        <w:rPr>
+          <w:b/>
+          <w:bCs/>
+          <w:color w:val="1A1A1A"/>
+          <w:sz w:val="21"/>
+          <w:szCs w:val="21"/>
+        </w:rPr>
+        <w:t xml:space="preserve">BATDOK-J</w:t>
+      </w:r>
+      <w:r>
+        <w:rPr>
+          <w:color w:val="1A1A1A"/>
+          <w:sz w:val="21"/>
+          <w:szCs w:val="21"/>
+        </w:rPr>
+        <w:t xml:space="preserve"> is only the plausible producer/interface, separate from </w:t>
+      </w:r>
+      <w:r>
+        <w:rPr>
+          <w:b/>
+          <w:bCs/>
+          <w:color w:val="1A1A1A"/>
+          <w:sz w:val="21"/>
+          <w:szCs w:val="21"/>
+        </w:rPr>
+        <w:t xml:space="preserve">Sempulse Halo (example)</w:t>
+      </w:r>
+      <w:r>
+        <w:rPr>
+          <w:color w:val="1A1A1A"/>
+          <w:sz w:val="21"/>
+          <w:szCs w:val="21"/>
+        </w:rPr>
+        <w:t xml:space="preserve"> and </w:t>
+      </w:r>
+      <w:r>
+        <w:rPr>
+          <w:b/>
+          <w:bCs/>
+          <w:color w:val="1A1A1A"/>
+          <w:sz w:val="21"/>
+          <w:szCs w:val="21"/>
+        </w:rPr>
+        <w:t xml:space="preserve">CipherOx CRI M1 (reference)</w:t>
+      </w:r>
+      <w:r>
+        <w:rPr>
+          <w:color w:val="1A1A1A"/>
+          <w:sz w:val="21"/>
+          <w:szCs w:val="21"/>
+        </w:rPr>
+        <w:t xml:space="preserve">.</w:t>
       </w:r>
     </w:p>
     <w:p>
@@ -9528,14 +9785,62 @@
           <w:sz w:val="21"/>
           <w:szCs w:val="21"/>
         </w:rPr>
-        <w:t xml:space="preserve">The exported health resources are FHIR-shaped, not conformance-tested,</w:t>
-      </w:r>
-      <w:r>
-        <w:rPr>
-          <w:sz w:val="21"/>
-          <w:szCs w:val="21"/>
-        </w:rPr>
-        <w:t xml:space="preserve"> and every exported resource carries that tag. The word "compliant" is not used anywhere.</w:t>
+        <w:t xml:space="preserve">No real-device integration has been tested.</w:t>
+      </w:r>
+      <w:r>
+        <w:rPr>
+          <w:sz w:val="21"/>
+          <w:szCs w:val="21"/>
+        </w:rPr>
+        <w:t xml:space="preserve"> ANGEL SWARM has not tested an integration with any real </w:t>
+      </w:r>
+      <w:r>
+        <w:rPr>
+          <w:b/>
+          <w:bCs/>
+          <w:sz w:val="21"/>
+          <w:szCs w:val="21"/>
+        </w:rPr>
+        <w:t xml:space="preserve">Sempulse Halo</w:t>
+      </w:r>
+      <w:r>
+        <w:rPr>
+          <w:sz w:val="21"/>
+          <w:szCs w:val="21"/>
+        </w:rPr>
+        <w:t xml:space="preserve">, </w:t>
+      </w:r>
+      <w:r>
+        <w:rPr>
+          <w:b/>
+          <w:bCs/>
+          <w:sz w:val="21"/>
+          <w:szCs w:val="21"/>
+        </w:rPr>
+        <w:t xml:space="preserve">CipherOx CRI M1</w:t>
+      </w:r>
+      <w:r>
+        <w:rPr>
+          <w:sz w:val="21"/>
+          <w:szCs w:val="21"/>
+        </w:rPr>
+        <w:t xml:space="preserve">, or </w:t>
+      </w:r>
+      <w:r>
+        <w:rPr>
+          <w:b/>
+          <w:bCs/>
+          <w:sz w:val="21"/>
+          <w:szCs w:val="21"/>
+        </w:rPr>
+        <w:t xml:space="preserve">BATDOK-J</w:t>
+      </w:r>
+      <w:r>
+        <w:rPr>
+          <w:sz w:val="21"/>
+          <w:szCs w:val="21"/>
+        </w:rPr>
+        <w:t xml:space="preserve">. Their mention establishes example, reference, and plausible producer/interface roles respectively; it does not establish compatibility, operational use, or a completed integration. The medical detail extension exercised by the simulator is not a ratified CoT schema.</w:t>
       </w:r>
     </w:p>
     <w:p>
@@ -9554,7 +9859,14 @@
           <w:sz w:val="21"/>
           <w:szCs w:val="21"/>
         </w:rPr>
-        <w:t xml:space="preserve">STANAG 4586 is a target interface, not an implemented one.</w:t>
+        <w:t xml:space="preserve">The exported health resources are FHIR-shaped, not conformance-tested,</w:t>
+      </w:r>
+      <w:r>
+        <w:rPr>
+          <w:sz w:val="21"/>
+          <w:szCs w:val="21"/>
+        </w:rPr>
+        <w:t xml:space="preserve"> and every exported resource carries that tag. The word "compliant" is not used anywhere.</w:t>
       </w:r>
     </w:p>
     <w:p>
@@ -9573,14 +9885,7 @@
           <w:sz w:val="21"/>
           <w:szCs w:val="21"/>
         </w:rPr>
-        <w:t xml:space="preserve">No Replicator alignment is claimed.</w:t>
-      </w:r>
-      <w:r>
-        <w:rPr>
-          <w:sz w:val="21"/>
-          <w:szCs w:val="21"/>
-        </w:rPr>
-        <w:t xml:space="preserve"> Replicator 1 and 2 scope is attritable combat autonomy and counter-UAS. Medical logistics is not in either, and claiming the lineage would be an unforced error.</w:t>
+        <w:t xml:space="preserve">STANAG 4586 is a target interface, not an implemented one.</w:t>
       </w:r>
     </w:p>
     <w:p>
@@ -9599,14 +9904,14 @@
           <w:sz w:val="21"/>
           <w:szCs w:val="21"/>
         </w:rPr>
-        <w:t xml:space="preserve">No Link 16, VMF or MIL-STD-6017 compatibility is claimed.</w:t>
-      </w:r>
-      <w:r>
-        <w:rPr>
-          <w:sz w:val="21"/>
-          <w:szCs w:val="21"/>
-        </w:rPr>
-        <w:t xml:space="preserve"> Those are platform-to-platform tactical data links for track and fires. A medical-logistics decision layer has no business asserting them.</w:t>
+        <w:t xml:space="preserve">No Replicator alignment is claimed.</w:t>
+      </w:r>
+      <w:r>
+        <w:rPr>
+          <w:sz w:val="21"/>
+          <w:szCs w:val="21"/>
+        </w:rPr>
+        <w:t xml:space="preserve"> Replicator 1 and 2 scope is attritable combat autonomy and counter-UAS. Medical logistics is not in either, and claiming the lineage would be an unforced error.</w:t>
       </w:r>
     </w:p>
     <w:p>
@@ -9625,6 +9930,32 @@
           <w:sz w:val="21"/>
           <w:szCs w:val="21"/>
         </w:rPr>
+        <w:t xml:space="preserve">No Link 16, VMF or MIL-STD-6017 compatibility is claimed.</w:t>
+      </w:r>
+      <w:r>
+        <w:rPr>
+          <w:sz w:val="21"/>
+          <w:szCs w:val="21"/>
+        </w:rPr>
+        <w:t xml:space="preserve"> Those are platform-to-platform tactical data links for track and fires. A medical-logistics decision layer has no business asserting them.</w:t>
+      </w:r>
+    </w:p>
+    <w:p>
+      <w:pPr>
+        <w:pStyle w:val="ListParagraph"/>
+        <w:numPr>
+          <w:ilvl w:val="0"/>
+          <w:numId w:val="2"/>
+        </w:numPr>
+        <w:spacing w:after="50" w:before="50"/>
+      </w:pPr>
+      <w:r>
+        <w:rPr>
+          <w:b/>
+          <w:bCs/>
+          <w:sz w:val="21"/>
+          <w:szCs w:val="21"/>
+        </w:rPr>
         <w:t xml:space="preserve">The allocation mathematics is not claimed as novel.</w:t>
       </w:r>
       <w:r>
@@ -9632,7 +9963,7 @@
           <w:sz w:val="21"/>
           <w:szCs w:val="21"/>
         </w:rPr>
-        <w:t xml:space="preserve"> Published academic work addresses military medical evacuation dispatching and redeployment directly. What is offered here is a fielded decision layer with a provenance record attached to every decision — which is what the published work does not provide.</w:t>
+        <w:t xml:space="preserve"> Published academic work addresses military medical evacuation dispatching and redeployment directly. What is offered here is a prototype decision layer with a provenance record attached to every decision — which is what the published work does not provide.</w:t>
       </w:r>
     </w:p>
     <w:p>
